--- a/zht/docx/175.content.docx
+++ b/zht/docx/175.content.docx
@@ -325,18 +325,12 @@
           <w:lang w:val="zh_TW" w:bidi="zh_TW"/>
         </w:rPr>
       </w:r>
-      <w:hyperlink r:id="rId13">
-        <w:r>
-          <w:rPr>
-            <w:lang w:val="zh_TW" w:bidi="zh_TW"/>
-          </w:rPr>
-          <w:rPr>
-            <w:color w:val="0000EE"/>
-            <w:u w:val="single"/>
-          </w:rPr>
-          <w:t>使徒行傳8:27</w:t>
-        </w:r>
-      </w:hyperlink>
+      <w:r>
+        <w:rPr>
+          <w:lang w:val="zh_TW" w:bidi="zh_TW"/>
+        </w:rPr>
+        <w:t>使徒行傳8:27</w:t>
+      </w:r>
     </w:p>
     <w:p>
       <w:pPr>
@@ -349,18 +343,12 @@
           <w:lang w:val="zh_TW" w:bidi="zh_TW"/>
         </w:rPr>
       </w:r>
-      <w:hyperlink r:id="rId14">
-        <w:r>
-          <w:rPr>
-            <w:lang w:val="zh_TW" w:bidi="zh_TW"/>
-          </w:rPr>
-          <w:rPr>
-            <w:color w:val="0000EE"/>
-            <w:u w:val="single"/>
-          </w:rPr>
-          <w:t>使徒行傳8:36</w:t>
-        </w:r>
-      </w:hyperlink>
+      <w:r>
+        <w:rPr>
+          <w:lang w:val="zh_TW" w:bidi="zh_TW"/>
+        </w:rPr>
+        <w:t>使徒行傳8:36</w:t>
+      </w:r>
     </w:p>
     <w:p>
       <w:pPr>
@@ -373,18 +361,12 @@
           <w:lang w:val="zh_TW" w:bidi="zh_TW"/>
         </w:rPr>
       </w:r>
-      <w:hyperlink r:id="rId15">
-        <w:r>
-          <w:rPr>
-            <w:lang w:val="zh_TW" w:bidi="zh_TW"/>
-          </w:rPr>
-          <w:rPr>
-            <w:color w:val="0000EE"/>
-            <w:u w:val="single"/>
-          </w:rPr>
-          <w:t>使徒行傳8:39</w:t>
-        </w:r>
-      </w:hyperlink>
+      <w:r>
+        <w:rPr>
+          <w:lang w:val="zh_TW" w:bidi="zh_TW"/>
+        </w:rPr>
+        <w:t>使徒行傳8:39</w:t>
+      </w:r>
     </w:p>
     <w:p>
       <w:pPr>
@@ -397,18 +379,12 @@
           <w:lang w:val="zh_TW" w:bidi="zh_TW"/>
         </w:rPr>
       </w:r>
-      <w:hyperlink r:id="rId16">
-        <w:r>
-          <w:rPr>
-            <w:lang w:val="zh_TW" w:bidi="zh_TW"/>
-          </w:rPr>
-          <w:rPr>
-            <w:color w:val="0000EE"/>
-            <w:u w:val="single"/>
-          </w:rPr>
-          <w:t>以賽亞書39:7–8</w:t>
-        </w:r>
-      </w:hyperlink>
+      <w:r>
+        <w:rPr>
+          <w:lang w:val="zh_TW" w:bidi="zh_TW"/>
+        </w:rPr>
+        <w:t>以賽亞書39:7–8</w:t>
+      </w:r>
     </w:p>
     <w:p>
       <w:pPr>
@@ -421,18 +397,12 @@
           <w:lang w:val="zh_TW" w:bidi="zh_TW"/>
         </w:rPr>
       </w:r>
-      <w:hyperlink r:id="rId17">
-        <w:r>
-          <w:rPr>
-            <w:lang w:val="zh_TW" w:bidi="zh_TW"/>
-          </w:rPr>
-          <w:rPr>
-            <w:color w:val="0000EE"/>
-            <w:u w:val="single"/>
-          </w:rPr>
-          <w:t>耶利米書34:17–19</w:t>
-        </w:r>
-      </w:hyperlink>
+      <w:r>
+        <w:rPr>
+          <w:lang w:val="zh_TW" w:bidi="zh_TW"/>
+        </w:rPr>
+        <w:t>耶利米書34:17–19</w:t>
+      </w:r>
     </w:p>
     <w:p>
       <w:pPr>
@@ -445,18 +415,12 @@
           <w:lang w:val="zh_TW" w:bidi="zh_TW"/>
         </w:rPr>
       </w:r>
-      <w:hyperlink r:id="rId18">
-        <w:r>
-          <w:rPr>
-            <w:lang w:val="zh_TW" w:bidi="zh_TW"/>
-          </w:rPr>
-          <w:rPr>
-            <w:color w:val="0000EE"/>
-            <w:u w:val="single"/>
-          </w:rPr>
-          <w:t>馬太福音19:12</w:t>
-        </w:r>
-      </w:hyperlink>
+      <w:r>
+        <w:rPr>
+          <w:lang w:val="zh_TW" w:bidi="zh_TW"/>
+        </w:rPr>
+        <w:t>馬太福音19:12</w:t>
+      </w:r>
     </w:p>
     <w:p>
       <w:pPr>
@@ -770,18 +734,12 @@
           <w:lang w:val="zh_TW" w:bidi="zh_TW"/>
         </w:rPr>
       </w:r>
-      <w:hyperlink r:id="rId19">
-        <w:r>
-          <w:rPr>
-            <w:lang w:val="zh_TW" w:bidi="zh_TW"/>
-          </w:rPr>
-          <w:rPr>
-            <w:color w:val="0000EE"/>
-            <w:u w:val="single"/>
-          </w:rPr>
-          <w:t>使徒行傳12:20</w:t>
-        </w:r>
-      </w:hyperlink>
+      <w:r>
+        <w:rPr>
+          <w:lang w:val="zh_TW" w:bidi="zh_TW"/>
+        </w:rPr>
+        <w:t>使徒行傳12:20</w:t>
+      </w:r>
     </w:p>
     <w:p>
       <w:pPr>
@@ -794,18 +752,12 @@
           <w:lang w:val="zh_TW" w:bidi="zh_TW"/>
         </w:rPr>
       </w:r>
-      <w:hyperlink r:id="rId20">
-        <w:r>
-          <w:rPr>
-            <w:lang w:val="zh_TW" w:bidi="zh_TW"/>
-          </w:rPr>
-          <w:rPr>
-            <w:color w:val="0000EE"/>
-            <w:u w:val="single"/>
-          </w:rPr>
-          <w:t>馬可福音3:7–8</w:t>
-        </w:r>
-      </w:hyperlink>
+      <w:r>
+        <w:rPr>
+          <w:lang w:val="zh_TW" w:bidi="zh_TW"/>
+        </w:rPr>
+        <w:t>馬可福音3:7–8</w:t>
+      </w:r>
     </w:p>
     <w:p>
       <w:pPr>
@@ -818,18 +770,12 @@
           <w:lang w:val="zh_TW" w:bidi="zh_TW"/>
         </w:rPr>
       </w:r>
-      <w:hyperlink r:id="rId21">
-        <w:r>
-          <w:rPr>
-            <w:lang w:val="zh_TW" w:bidi="zh_TW"/>
-          </w:rPr>
-          <w:rPr>
-            <w:color w:val="0000EE"/>
-            <w:u w:val="single"/>
-          </w:rPr>
-          <w:t>馬太福音11:22</w:t>
-        </w:r>
-      </w:hyperlink>
+      <w:r>
+        <w:rPr>
+          <w:lang w:val="zh_TW" w:bidi="zh_TW"/>
+        </w:rPr>
+        <w:t>馬太福音11:22</w:t>
+      </w:r>
     </w:p>
     <w:p>
       <w:pPr>
@@ -842,18 +788,12 @@
           <w:lang w:val="zh_TW" w:bidi="zh_TW"/>
         </w:rPr>
       </w:r>
-      <w:hyperlink r:id="rId22">
-        <w:r>
-          <w:rPr>
-            <w:lang w:val="zh_TW" w:bidi="zh_TW"/>
-          </w:rPr>
-          <w:rPr>
-            <w:color w:val="0000EE"/>
-            <w:u w:val="single"/>
-          </w:rPr>
-          <w:t>馬太福音15:22</w:t>
-        </w:r>
-      </w:hyperlink>
+      <w:r>
+        <w:rPr>
+          <w:lang w:val="zh_TW" w:bidi="zh_TW"/>
+        </w:rPr>
+        <w:t>馬太福音15:22</w:t>
+      </w:r>
     </w:p>
     <w:p>
       <w:pPr>

--- a/zht/docx/175.content.docx
+++ b/zht/docx/175.content.docx
@@ -673,31 +673,7 @@
         <w:rPr>
           <w:lang w:val="zh_TW" w:bidi="zh_TW"/>
         </w:rPr>
-        <w:t>、</w:t>
-      </w:r>
-      <w:r>
-        <w:rPr>
-          <w:lang w:val="zh_TW" w:bidi="zh_TW"/>
-        </w:rPr>
-        <w:t>海</w:t>
-      </w:r>
-      <w:r>
-        <w:rPr>
-          <w:lang w:val="zh_TW" w:bidi="zh_TW"/>
-        </w:rPr>
-        <w:t>、</w:t>
-      </w:r>
-      <w:r>
-        <w:rPr>
-          <w:lang w:val="zh_TW" w:bidi="zh_TW"/>
-        </w:rPr>
-        <w:t>腓尼基</w:t>
-      </w:r>
-      <w:r>
-        <w:rPr>
-          <w:lang w:val="zh_TW" w:bidi="zh_TW"/>
-        </w:rPr>
-        <w:t>、</w:t>
+        <w:t>、海、腓尼基、</w:t>
       </w:r>
       <w:r>
         <w:rPr>
